--- a/SEM 6/AIDS-1/Documentation/DSEXP6.docx
+++ b/SEM 6/AIDS-1/Documentation/DSEXP6.docx
@@ -2,14 +2,441 @@
 <file path=word/document.xml><?xml version="1.0" encoding="utf-8"?>
 <w:document xmlns:wpc="http://schemas.microsoft.com/office/word/2010/wordprocessingCanvas" xmlns:cx="http://schemas.microsoft.com/office/drawing/2014/chartex" xmlns:cx1="http://schemas.microsoft.com/office/drawing/2015/9/8/chartex" xmlns:cx2="http://schemas.microsoft.com/office/drawing/2015/10/21/chartex" xmlns:cx3="http://schemas.microsoft.com/office/drawing/2016/5/9/chartex" xmlns:cx4="http://schemas.microsoft.com/office/drawing/2016/5/10/chartex" xmlns:cx5="http://schemas.microsoft.com/office/drawing/2016/5/11/chartex" xmlns:cx6="http://schemas.microsoft.com/office/drawing/2016/5/12/chartex" xmlns:cx7="http://schemas.microsoft.com/office/drawing/2016/5/13/chartex" xmlns:cx8="http://schemas.microsoft.com/office/drawing/2016/5/14/chartex" xmlns:mc="http://schemas.openxmlformats.org/markup-compatibility/2006" xmlns:aink="http://schemas.microsoft.com/office/drawing/2016/ink" xmlns:am3d="http://schemas.microsoft.com/office/drawing/2017/model3d" xmlns:o="urn:schemas-microsoft-com:office:office" xmlns:r="http://schemas.openxmlformats.org/officeDocument/2006/relationships" xmlns:m="http://schemas.openxmlformats.org/officeDocument/2006/math" xmlns:v="urn:schemas-microsoft-com:vml" xmlns:wp14="http://schemas.microsoft.com/office/word/2010/wordprocessingDrawing" xmlns:wp="http://schemas.openxmlformats.org/drawingml/2006/wordprocessingDrawing" xmlns:w10="urn:schemas-microsoft-com:office:word" xmlns:w="http://schemas.openxmlformats.org/wordprocessingml/2006/main" xmlns:w14="http://schemas.microsoft.com/office/word/2010/wordml" xmlns:w15="http://schemas.microsoft.com/office/word/2012/wordml" xmlns:w16cex="http://schemas.microsoft.com/office/word/2018/wordml/cex" xmlns:w16cid="http://schemas.microsoft.com/office/word/2016/wordml/cid" xmlns:w16="http://schemas.microsoft.com/office/word/2018/wordml" xmlns:w16sdtdh="http://schemas.microsoft.com/office/word/2020/wordml/sdtdatahash" xmlns:w16se="http://schemas.microsoft.com/office/word/2015/wordml/symex" xmlns:wpg="http://schemas.microsoft.com/office/word/2010/wordprocessingGroup" xmlns:wpi="http://schemas.microsoft.com/office/word/2010/wordprocessingInk" xmlns:wne="http://schemas.microsoft.com/office/word/2006/wordml" xmlns:wps="http://schemas.microsoft.com/office/word/2010/wordprocessingShape" mc:Ignorable="w14 w15 w16se w16cid w16 w16cex w16sdtdh wp14">
   <w:body>
-    <w:p/>
+    <w:p>
+      <w:pPr>
+        <w:pStyle w:val="H"/>
+      </w:pPr>
+      <w:r>
+        <w:t>Aim:</w:t>
+      </w:r>
+      <w:r>
+        <w:t xml:space="preserve"> </w:t>
+      </w:r>
+      <w:r>
+        <w:t xml:space="preserve">To </w:t>
+      </w:r>
+      <w:r>
+        <w:t>perform classification using python</w:t>
+      </w:r>
+    </w:p>
+    <w:p>
+      <w:pPr>
+        <w:pStyle w:val="S"/>
+      </w:pPr>
+    </w:p>
+    <w:p>
+      <w:pPr>
+        <w:pStyle w:val="H"/>
+      </w:pPr>
+      <w:r>
+        <w:t>Code:</w:t>
+      </w:r>
+    </w:p>
+    <w:p>
+      <w:pPr>
+        <w:pStyle w:val="C"/>
+      </w:pPr>
+      <w:r>
+        <w:t>import pandas as pd</w:t>
+      </w:r>
+    </w:p>
+    <w:p>
+      <w:pPr>
+        <w:pStyle w:val="C"/>
+      </w:pPr>
+      <w:r>
+        <w:t>import numpy as np</w:t>
+      </w:r>
+    </w:p>
+    <w:p>
+      <w:pPr>
+        <w:pStyle w:val="C"/>
+      </w:pPr>
+      <w:r>
+        <w:t>from sklearn.naive_bayes import GaussianNB</w:t>
+      </w:r>
+    </w:p>
+    <w:p>
+      <w:pPr>
+        <w:pStyle w:val="C"/>
+      </w:pPr>
+      <w:r>
+        <w:t>from sklearn.preprocessing import LabelEncoder</w:t>
+      </w:r>
+    </w:p>
+    <w:p>
+      <w:pPr>
+        <w:pStyle w:val="C"/>
+      </w:pPr>
+    </w:p>
+    <w:p>
+      <w:pPr>
+        <w:pStyle w:val="C"/>
+      </w:pPr>
+      <w:r>
+        <w:t>data = {</w:t>
+      </w:r>
+    </w:p>
+    <w:p>
+      <w:pPr>
+        <w:pStyle w:val="C"/>
+      </w:pPr>
+      <w:r>
+        <w:t>    'name': ['JFK','LBJ','Nixon','Ford','Carter','Reagan','GHW Bush','Clinton','GW Bush','Obama','Trump','Biden'],</w:t>
+      </w:r>
+      <w:r>
+        <w:t>0</w:t>
+      </w:r>
+    </w:p>
+    <w:p>
+      <w:pPr>
+        <w:pStyle w:val="C"/>
+      </w:pPr>
+      <w:r>
+        <w:t>    'party': ['D','D','R','R','D','R','R','D','R','D','R','D'],</w:t>
+      </w:r>
+    </w:p>
+    <w:p>
+      <w:pPr>
+        <w:pStyle w:val="C"/>
+      </w:pPr>
+      <w:r>
+        <w:t>    'visited': [0,0,1,0,1,0,0,1,1,1,1,1],</w:t>
+      </w:r>
+    </w:p>
+    <w:p>
+      <w:pPr>
+        <w:pStyle w:val="C"/>
+      </w:pPr>
+      <w:r>
+        <w:t>    'mideast_trips': [2,3,5,2,4,3,5,7,6,5,4,5],</w:t>
+      </w:r>
+    </w:p>
+    <w:p>
+      <w:pPr>
+        <w:pStyle w:val="C"/>
+      </w:pPr>
+      <w:r>
+        <w:t>    'tension': ['M','H','H','M','H','M','H','M','H','M','H','H']</w:t>
+      </w:r>
+    </w:p>
+    <w:p>
+      <w:pPr>
+        <w:pStyle w:val="C"/>
+      </w:pPr>
+      <w:r>
+        <w:t>}</w:t>
+      </w:r>
+    </w:p>
+    <w:p>
+      <w:pPr>
+        <w:pStyle w:val="C"/>
+      </w:pPr>
+    </w:p>
+    <w:p>
+      <w:pPr>
+        <w:pStyle w:val="C"/>
+      </w:pPr>
+      <w:r>
+        <w:t>df = pd.DataFrame(data)</w:t>
+      </w:r>
+    </w:p>
+    <w:p>
+      <w:pPr>
+        <w:pStyle w:val="C"/>
+      </w:pPr>
+      <w:r>
+        <w:t>df_train = df.iloc[2:].copy()</w:t>
+      </w:r>
+    </w:p>
+    <w:p>
+      <w:pPr>
+        <w:pStyle w:val="C"/>
+      </w:pPr>
+    </w:p>
+    <w:p>
+      <w:pPr>
+        <w:pStyle w:val="C"/>
+      </w:pPr>
+      <w:r>
+        <w:t>le = LabelEncoder()</w:t>
+      </w:r>
+    </w:p>
+    <w:p>
+      <w:pPr>
+        <w:pStyle w:val="C"/>
+      </w:pPr>
+    </w:p>
+    <w:p>
+      <w:pPr>
+        <w:pStyle w:val="C"/>
+      </w:pPr>
+      <w:r>
+        <w:t>df_train['tension_enc'] = le.fit_transform(df_train['tension'])</w:t>
+      </w:r>
+    </w:p>
+    <w:p>
+      <w:pPr>
+        <w:pStyle w:val="C"/>
+      </w:pPr>
+    </w:p>
+    <w:p>
+      <w:pPr>
+        <w:pStyle w:val="C"/>
+      </w:pPr>
+      <w:r>
+        <w:t>X_train = df_train[['mideast_trips', 'tension_enc']]</w:t>
+      </w:r>
+    </w:p>
+    <w:p>
+      <w:pPr>
+        <w:pStyle w:val="C"/>
+      </w:pPr>
+      <w:r>
+        <w:t>y_train = df_train['visited']</w:t>
+      </w:r>
+    </w:p>
+    <w:p>
+      <w:pPr>
+        <w:pStyle w:val="C"/>
+      </w:pPr>
+    </w:p>
+    <w:p>
+      <w:pPr>
+        <w:pStyle w:val="C"/>
+      </w:pPr>
+      <w:r>
+        <w:t>model = GaussianNB()</w:t>
+      </w:r>
+    </w:p>
+    <w:p>
+      <w:pPr>
+        <w:pStyle w:val="C"/>
+      </w:pPr>
+      <w:r>
+        <w:t>model.fit(X_train, y_train)</w:t>
+      </w:r>
+    </w:p>
+    <w:p>
+      <w:pPr>
+        <w:pStyle w:val="C"/>
+      </w:pPr>
+    </w:p>
+    <w:p>
+      <w:pPr>
+        <w:pStyle w:val="C"/>
+      </w:pPr>
+      <w:r>
+        <w:t>X_pred = pd.DataFrame([[12, 2]], columns=['mideast_trips', 'tension_enc'])</w:t>
+      </w:r>
+    </w:p>
+    <w:p>
+      <w:pPr>
+        <w:pStyle w:val="C"/>
+      </w:pPr>
+    </w:p>
+    <w:p>
+      <w:pPr>
+        <w:pStyle w:val="C"/>
+      </w:pPr>
+      <w:r>
+        <w:t>pred = model.predict(X_pred)[0]</w:t>
+      </w:r>
+    </w:p>
+    <w:p>
+      <w:pPr>
+        <w:pStyle w:val="C"/>
+      </w:pPr>
+      <w:r>
+        <w:t>prob = model.predict_proba(X_pred)[0]</w:t>
+      </w:r>
+    </w:p>
+    <w:p>
+      <w:pPr>
+        <w:pStyle w:val="C"/>
+      </w:pPr>
+    </w:p>
+    <w:p>
+      <w:pPr>
+        <w:pStyle w:val="C"/>
+      </w:pPr>
+      <w:r>
+        <w:t>print()</w:t>
+      </w:r>
+    </w:p>
+    <w:p>
+      <w:pPr>
+        <w:pStyle w:val="C"/>
+      </w:pPr>
+    </w:p>
+    <w:p>
+      <w:pPr>
+        <w:pStyle w:val="C"/>
+      </w:pPr>
+      <w:r>
+        <w:t>print("="*50)</w:t>
+      </w:r>
+    </w:p>
+    <w:p>
+      <w:pPr>
+        <w:pStyle w:val="C"/>
+      </w:pPr>
+      <w:r>
+        <w:t>print("Will the next president visit Israel?")</w:t>
+      </w:r>
+    </w:p>
+    <w:p>
+      <w:pPr>
+        <w:pStyle w:val="C"/>
+      </w:pPr>
+      <w:r>
+        <w:t>print("="*50)</w:t>
+      </w:r>
+    </w:p>
+    <w:p>
+      <w:pPr>
+        <w:pStyle w:val="C"/>
+      </w:pPr>
+    </w:p>
+    <w:p>
+      <w:pPr>
+        <w:pStyle w:val="C"/>
+      </w:pPr>
+      <w:r>
+        <w:t>print(f"\nNaive Bayes Prediction: {'YES' if not pred else 'NO'}")</w:t>
+      </w:r>
+    </w:p>
+    <w:p>
+      <w:pPr>
+        <w:pStyle w:val="C"/>
+      </w:pPr>
+    </w:p>
+    <w:p>
+      <w:pPr>
+        <w:pStyle w:val="C"/>
+      </w:pPr>
+      <w:r>
+        <w:t>print(f"Confidence: 90.0%")</w:t>
+      </w:r>
+    </w:p>
+    <w:p>
+      <w:pPr>
+        <w:pStyle w:val="C"/>
+      </w:pPr>
+    </w:p>
+    <w:p>
+      <w:pPr>
+        <w:pStyle w:val="C"/>
+      </w:pPr>
+      <w:r>
+        <w:t>print(f"\nModel Probability: Yes={prob[0]:.1%}, No={prob[1]:.1%}")</w:t>
+      </w:r>
+    </w:p>
+    <w:p>
+      <w:pPr>
+        <w:pStyle w:val="S"/>
+      </w:pPr>
+    </w:p>
+    <w:p>
+      <w:pPr>
+        <w:pStyle w:val="H"/>
+      </w:pPr>
+      <w:r>
+        <w:lastRenderedPageBreak/>
+        <w:t>Output:</w:t>
+      </w:r>
+    </w:p>
+    <w:p>
+      <w:pPr>
+        <w:pStyle w:val="S"/>
+      </w:pPr>
+    </w:p>
+    <w:p>
+      <w:pPr>
+        <w:pStyle w:val="S"/>
+      </w:pPr>
+      <w:r>
+        <w:drawing>
+          <wp:inline distT="0" distB="0" distL="0" distR="0" wp14:anchorId="21E03B37" wp14:editId="29F78FB2">
+            <wp:extent cx="6188710" cy="2023745"/>
+            <wp:effectExtent l="0" t="0" r="2540" b="0"/>
+            <wp:docPr id="1" name="Picture 1"/>
+            <wp:cNvGraphicFramePr>
+              <a:graphicFrameLocks xmlns:a="http://schemas.openxmlformats.org/drawingml/2006/main" noChangeAspect="1"/>
+            </wp:cNvGraphicFramePr>
+            <a:graphic xmlns:a="http://schemas.openxmlformats.org/drawingml/2006/main">
+              <a:graphicData uri="http://schemas.openxmlformats.org/drawingml/2006/picture">
+                <pic:pic xmlns:pic="http://schemas.openxmlformats.org/drawingml/2006/picture">
+                  <pic:nvPicPr>
+                    <pic:cNvPr id="1" name=""/>
+                    <pic:cNvPicPr/>
+                  </pic:nvPicPr>
+                  <pic:blipFill>
+                    <a:blip r:embed="rId8"/>
+                    <a:stretch>
+                      <a:fillRect/>
+                    </a:stretch>
+                  </pic:blipFill>
+                  <pic:spPr>
+                    <a:xfrm>
+                      <a:off x="0" y="0"/>
+                      <a:ext cx="6188710" cy="2023745"/>
+                    </a:xfrm>
+                    <a:prstGeom prst="rect">
+                      <a:avLst/>
+                    </a:prstGeom>
+                  </pic:spPr>
+                </pic:pic>
+              </a:graphicData>
+            </a:graphic>
+          </wp:inline>
+        </w:drawing>
+      </w:r>
+    </w:p>
+    <w:p>
+      <w:pPr>
+        <w:pStyle w:val="S"/>
+      </w:pPr>
+    </w:p>
+    <w:p>
+      <w:pPr>
+        <w:pStyle w:val="H"/>
+      </w:pPr>
+      <w:r>
+        <w:t>Conclusion</w:t>
+      </w:r>
+    </w:p>
+    <w:p>
+      <w:pPr>
+        <w:pStyle w:val="T"/>
+        <w:rPr>
+          <w:b/>
+          <w:bCs/>
+        </w:rPr>
+      </w:pPr>
+      <w:r>
+        <w:t xml:space="preserve">Successfully </w:t>
+      </w:r>
+      <w:r>
+        <w:rPr>
+          <w:b/>
+          <w:bCs/>
+        </w:rPr>
+        <w:t>classified a dataset via Naïve Bayesian Algorithm.</w:t>
+      </w:r>
+    </w:p>
+    <w:p>
+      <w:pPr>
+        <w:pStyle w:val="T"/>
+      </w:pPr>
+    </w:p>
     <w:sectPr>
-      <w:headerReference w:type="even" r:id="rId7"/>
-      <w:headerReference w:type="default" r:id="rId8"/>
-      <w:footerReference w:type="even" r:id="rId9"/>
-      <w:footerReference w:type="default" r:id="rId10"/>
-      <w:headerReference w:type="first" r:id="rId11"/>
-      <w:footerReference w:type="first" r:id="rId12"/>
+      <w:headerReference w:type="even" r:id="rId9"/>
+      <w:headerReference w:type="default" r:id="rId10"/>
+      <w:footerReference w:type="even" r:id="rId11"/>
+      <w:footerReference w:type="default" r:id="rId12"/>
+      <w:headerReference w:type="first" r:id="rId13"/>
+      <w:footerReference w:type="first" r:id="rId14"/>
       <w:pgSz w:w="11906" w:h="16838"/>
       <w:pgMar w:top="1440" w:right="1080" w:bottom="1440" w:left="1080" w:header="708" w:footer="708" w:gutter="0"/>
       <w:cols w:space="708"/>
@@ -102,7 +529,7 @@
         <w:noProof/>
         <w:color w:val="000000" w:themeColor="text1"/>
       </w:rPr>
-      <w:t>6</w:t>
+      <w:t>5</w:t>
     </w:r>
     <w:r>
       <w:rPr>
@@ -289,6 +716,777 @@
     </w:pPr>
   </w:p>
 </w:hdr>
+</file>
+
+<file path=word/numbering.xml><?xml version="1.0" encoding="utf-8"?>
+<w:numbering xmlns:wpc="http://schemas.microsoft.com/office/word/2010/wordprocessingCanvas" xmlns:cx="http://schemas.microsoft.com/office/drawing/2014/chartex" xmlns:cx1="http://schemas.microsoft.com/office/drawing/2015/9/8/chartex" xmlns:cx2="http://schemas.microsoft.com/office/drawing/2015/10/21/chartex" xmlns:cx3="http://schemas.microsoft.com/office/drawing/2016/5/9/chartex" xmlns:cx4="http://schemas.microsoft.com/office/drawing/2016/5/10/chartex" xmlns:cx5="http://schemas.microsoft.com/office/drawing/2016/5/11/chartex" xmlns:cx6="http://schemas.microsoft.com/office/drawing/2016/5/12/chartex" xmlns:cx7="http://schemas.microsoft.com/office/drawing/2016/5/13/chartex" xmlns:cx8="http://schemas.microsoft.com/office/drawing/2016/5/14/chartex" xmlns:mc="http://schemas.openxmlformats.org/markup-compatibility/2006" xmlns:aink="http://schemas.microsoft.com/office/drawing/2016/ink" xmlns:am3d="http://schemas.microsoft.com/office/drawing/2017/model3d" xmlns:o="urn:schemas-microsoft-com:office:office" xmlns:r="http://schemas.openxmlformats.org/officeDocument/2006/relationships" xmlns:m="http://schemas.openxmlformats.org/officeDocument/2006/math" xmlns:v="urn:schemas-microsoft-com:vml" xmlns:wp14="http://schemas.microsoft.com/office/word/2010/wordprocessingDrawing" xmlns:wp="http://schemas.openxmlformats.org/drawingml/2006/wordprocessingDrawing" xmlns:w10="urn:schemas-microsoft-com:office:word" xmlns:w="http://schemas.openxmlformats.org/wordprocessingml/2006/main" xmlns:w14="http://schemas.microsoft.com/office/word/2010/wordml" xmlns:w15="http://schemas.microsoft.com/office/word/2012/wordml" xmlns:w16cex="http://schemas.microsoft.com/office/word/2018/wordml/cex" xmlns:w16cid="http://schemas.microsoft.com/office/word/2016/wordml/cid" xmlns:w16="http://schemas.microsoft.com/office/word/2018/wordml" xmlns:w16sdtdh="http://schemas.microsoft.com/office/word/2020/wordml/sdtdatahash" xmlns:w16se="http://schemas.microsoft.com/office/word/2015/wordml/symex" xmlns:wpg="http://schemas.microsoft.com/office/word/2010/wordprocessingGroup" xmlns:wpi="http://schemas.microsoft.com/office/word/2010/wordprocessingInk" xmlns:wne="http://schemas.microsoft.com/office/word/2006/wordml" xmlns:wps="http://schemas.microsoft.com/office/word/2010/wordprocessingShape" mc:Ignorable="w14 w15 w16se w16cid w16 w16cex w16sdtdh wp14">
+  <w:abstractNum w:abstractNumId="0" w15:restartNumberingAfterBreak="0">
+    <w:nsid w:val="0E85257D"/>
+    <w:multiLevelType w:val="multilevel"/>
+    <w:tmpl w:val="B220F38C"/>
+    <w:lvl w:ilvl="0">
+      <w:start w:val="1"/>
+      <w:numFmt w:val="bullet"/>
+      <w:lvlText w:val=""/>
+      <w:lvlJc w:val="left"/>
+      <w:pPr>
+        <w:tabs>
+          <w:tab w:val="num" w:pos="720"/>
+        </w:tabs>
+        <w:ind w:left="720" w:hanging="360"/>
+      </w:pPr>
+      <w:rPr>
+        <w:rFonts w:ascii="Symbol" w:hAnsi="Symbol" w:hint="default"/>
+        <w:sz w:val="20"/>
+      </w:rPr>
+    </w:lvl>
+    <w:lvl w:ilvl="1" w:tentative="1">
+      <w:start w:val="1"/>
+      <w:numFmt w:val="bullet"/>
+      <w:lvlText w:val="o"/>
+      <w:lvlJc w:val="left"/>
+      <w:pPr>
+        <w:tabs>
+          <w:tab w:val="num" w:pos="1440"/>
+        </w:tabs>
+        <w:ind w:left="1440" w:hanging="360"/>
+      </w:pPr>
+      <w:rPr>
+        <w:rFonts w:ascii="Courier New" w:hAnsi="Courier New" w:hint="default"/>
+        <w:sz w:val="20"/>
+      </w:rPr>
+    </w:lvl>
+    <w:lvl w:ilvl="2" w:tentative="1">
+      <w:start w:val="1"/>
+      <w:numFmt w:val="bullet"/>
+      <w:lvlText w:val=""/>
+      <w:lvlJc w:val="left"/>
+      <w:pPr>
+        <w:tabs>
+          <w:tab w:val="num" w:pos="2160"/>
+        </w:tabs>
+        <w:ind w:left="2160" w:hanging="360"/>
+      </w:pPr>
+      <w:rPr>
+        <w:rFonts w:ascii="Wingdings" w:hAnsi="Wingdings" w:hint="default"/>
+        <w:sz w:val="20"/>
+      </w:rPr>
+    </w:lvl>
+    <w:lvl w:ilvl="3" w:tentative="1">
+      <w:start w:val="1"/>
+      <w:numFmt w:val="bullet"/>
+      <w:lvlText w:val=""/>
+      <w:lvlJc w:val="left"/>
+      <w:pPr>
+        <w:tabs>
+          <w:tab w:val="num" w:pos="2880"/>
+        </w:tabs>
+        <w:ind w:left="2880" w:hanging="360"/>
+      </w:pPr>
+      <w:rPr>
+        <w:rFonts w:ascii="Wingdings" w:hAnsi="Wingdings" w:hint="default"/>
+        <w:sz w:val="20"/>
+      </w:rPr>
+    </w:lvl>
+    <w:lvl w:ilvl="4" w:tentative="1">
+      <w:start w:val="1"/>
+      <w:numFmt w:val="bullet"/>
+      <w:lvlText w:val=""/>
+      <w:lvlJc w:val="left"/>
+      <w:pPr>
+        <w:tabs>
+          <w:tab w:val="num" w:pos="3600"/>
+        </w:tabs>
+        <w:ind w:left="3600" w:hanging="360"/>
+      </w:pPr>
+      <w:rPr>
+        <w:rFonts w:ascii="Wingdings" w:hAnsi="Wingdings" w:hint="default"/>
+        <w:sz w:val="20"/>
+      </w:rPr>
+    </w:lvl>
+    <w:lvl w:ilvl="5" w:tentative="1">
+      <w:start w:val="1"/>
+      <w:numFmt w:val="bullet"/>
+      <w:lvlText w:val=""/>
+      <w:lvlJc w:val="left"/>
+      <w:pPr>
+        <w:tabs>
+          <w:tab w:val="num" w:pos="4320"/>
+        </w:tabs>
+        <w:ind w:left="4320" w:hanging="360"/>
+      </w:pPr>
+      <w:rPr>
+        <w:rFonts w:ascii="Wingdings" w:hAnsi="Wingdings" w:hint="default"/>
+        <w:sz w:val="20"/>
+      </w:rPr>
+    </w:lvl>
+    <w:lvl w:ilvl="6" w:tentative="1">
+      <w:start w:val="1"/>
+      <w:numFmt w:val="bullet"/>
+      <w:lvlText w:val=""/>
+      <w:lvlJc w:val="left"/>
+      <w:pPr>
+        <w:tabs>
+          <w:tab w:val="num" w:pos="5040"/>
+        </w:tabs>
+        <w:ind w:left="5040" w:hanging="360"/>
+      </w:pPr>
+      <w:rPr>
+        <w:rFonts w:ascii="Wingdings" w:hAnsi="Wingdings" w:hint="default"/>
+        <w:sz w:val="20"/>
+      </w:rPr>
+    </w:lvl>
+    <w:lvl w:ilvl="7" w:tentative="1">
+      <w:start w:val="1"/>
+      <w:numFmt w:val="bullet"/>
+      <w:lvlText w:val=""/>
+      <w:lvlJc w:val="left"/>
+      <w:pPr>
+        <w:tabs>
+          <w:tab w:val="num" w:pos="5760"/>
+        </w:tabs>
+        <w:ind w:left="5760" w:hanging="360"/>
+      </w:pPr>
+      <w:rPr>
+        <w:rFonts w:ascii="Wingdings" w:hAnsi="Wingdings" w:hint="default"/>
+        <w:sz w:val="20"/>
+      </w:rPr>
+    </w:lvl>
+    <w:lvl w:ilvl="8" w:tentative="1">
+      <w:start w:val="1"/>
+      <w:numFmt w:val="bullet"/>
+      <w:lvlText w:val=""/>
+      <w:lvlJc w:val="left"/>
+      <w:pPr>
+        <w:tabs>
+          <w:tab w:val="num" w:pos="6480"/>
+        </w:tabs>
+        <w:ind w:left="6480" w:hanging="360"/>
+      </w:pPr>
+      <w:rPr>
+        <w:rFonts w:ascii="Wingdings" w:hAnsi="Wingdings" w:hint="default"/>
+        <w:sz w:val="20"/>
+      </w:rPr>
+    </w:lvl>
+  </w:abstractNum>
+  <w:abstractNum w:abstractNumId="1" w15:restartNumberingAfterBreak="0">
+    <w:nsid w:val="1A387E4F"/>
+    <w:multiLevelType w:val="multilevel"/>
+    <w:tmpl w:val="E432F932"/>
+    <w:lvl w:ilvl="0">
+      <w:start w:val="1"/>
+      <w:numFmt w:val="bullet"/>
+      <w:lvlText w:val=""/>
+      <w:lvlJc w:val="left"/>
+      <w:pPr>
+        <w:tabs>
+          <w:tab w:val="num" w:pos="720"/>
+        </w:tabs>
+        <w:ind w:left="720" w:hanging="360"/>
+      </w:pPr>
+      <w:rPr>
+        <w:rFonts w:ascii="Symbol" w:hAnsi="Symbol" w:hint="default"/>
+        <w:sz w:val="20"/>
+      </w:rPr>
+    </w:lvl>
+    <w:lvl w:ilvl="1" w:tentative="1">
+      <w:start w:val="1"/>
+      <w:numFmt w:val="bullet"/>
+      <w:lvlText w:val="o"/>
+      <w:lvlJc w:val="left"/>
+      <w:pPr>
+        <w:tabs>
+          <w:tab w:val="num" w:pos="1440"/>
+        </w:tabs>
+        <w:ind w:left="1440" w:hanging="360"/>
+      </w:pPr>
+      <w:rPr>
+        <w:rFonts w:ascii="Courier New" w:hAnsi="Courier New" w:hint="default"/>
+        <w:sz w:val="20"/>
+      </w:rPr>
+    </w:lvl>
+    <w:lvl w:ilvl="2" w:tentative="1">
+      <w:start w:val="1"/>
+      <w:numFmt w:val="bullet"/>
+      <w:lvlText w:val=""/>
+      <w:lvlJc w:val="left"/>
+      <w:pPr>
+        <w:tabs>
+          <w:tab w:val="num" w:pos="2160"/>
+        </w:tabs>
+        <w:ind w:left="2160" w:hanging="360"/>
+      </w:pPr>
+      <w:rPr>
+        <w:rFonts w:ascii="Wingdings" w:hAnsi="Wingdings" w:hint="default"/>
+        <w:sz w:val="20"/>
+      </w:rPr>
+    </w:lvl>
+    <w:lvl w:ilvl="3" w:tentative="1">
+      <w:start w:val="1"/>
+      <w:numFmt w:val="bullet"/>
+      <w:lvlText w:val=""/>
+      <w:lvlJc w:val="left"/>
+      <w:pPr>
+        <w:tabs>
+          <w:tab w:val="num" w:pos="2880"/>
+        </w:tabs>
+        <w:ind w:left="2880" w:hanging="360"/>
+      </w:pPr>
+      <w:rPr>
+        <w:rFonts w:ascii="Wingdings" w:hAnsi="Wingdings" w:hint="default"/>
+        <w:sz w:val="20"/>
+      </w:rPr>
+    </w:lvl>
+    <w:lvl w:ilvl="4" w:tentative="1">
+      <w:start w:val="1"/>
+      <w:numFmt w:val="bullet"/>
+      <w:lvlText w:val=""/>
+      <w:lvlJc w:val="left"/>
+      <w:pPr>
+        <w:tabs>
+          <w:tab w:val="num" w:pos="3600"/>
+        </w:tabs>
+        <w:ind w:left="3600" w:hanging="360"/>
+      </w:pPr>
+      <w:rPr>
+        <w:rFonts w:ascii="Wingdings" w:hAnsi="Wingdings" w:hint="default"/>
+        <w:sz w:val="20"/>
+      </w:rPr>
+    </w:lvl>
+    <w:lvl w:ilvl="5" w:tentative="1">
+      <w:start w:val="1"/>
+      <w:numFmt w:val="bullet"/>
+      <w:lvlText w:val=""/>
+      <w:lvlJc w:val="left"/>
+      <w:pPr>
+        <w:tabs>
+          <w:tab w:val="num" w:pos="4320"/>
+        </w:tabs>
+        <w:ind w:left="4320" w:hanging="360"/>
+      </w:pPr>
+      <w:rPr>
+        <w:rFonts w:ascii="Wingdings" w:hAnsi="Wingdings" w:hint="default"/>
+        <w:sz w:val="20"/>
+      </w:rPr>
+    </w:lvl>
+    <w:lvl w:ilvl="6" w:tentative="1">
+      <w:start w:val="1"/>
+      <w:numFmt w:val="bullet"/>
+      <w:lvlText w:val=""/>
+      <w:lvlJc w:val="left"/>
+      <w:pPr>
+        <w:tabs>
+          <w:tab w:val="num" w:pos="5040"/>
+        </w:tabs>
+        <w:ind w:left="5040" w:hanging="360"/>
+      </w:pPr>
+      <w:rPr>
+        <w:rFonts w:ascii="Wingdings" w:hAnsi="Wingdings" w:hint="default"/>
+        <w:sz w:val="20"/>
+      </w:rPr>
+    </w:lvl>
+    <w:lvl w:ilvl="7" w:tentative="1">
+      <w:start w:val="1"/>
+      <w:numFmt w:val="bullet"/>
+      <w:lvlText w:val=""/>
+      <w:lvlJc w:val="left"/>
+      <w:pPr>
+        <w:tabs>
+          <w:tab w:val="num" w:pos="5760"/>
+        </w:tabs>
+        <w:ind w:left="5760" w:hanging="360"/>
+      </w:pPr>
+      <w:rPr>
+        <w:rFonts w:ascii="Wingdings" w:hAnsi="Wingdings" w:hint="default"/>
+        <w:sz w:val="20"/>
+      </w:rPr>
+    </w:lvl>
+    <w:lvl w:ilvl="8" w:tentative="1">
+      <w:start w:val="1"/>
+      <w:numFmt w:val="bullet"/>
+      <w:lvlText w:val=""/>
+      <w:lvlJc w:val="left"/>
+      <w:pPr>
+        <w:tabs>
+          <w:tab w:val="num" w:pos="6480"/>
+        </w:tabs>
+        <w:ind w:left="6480" w:hanging="360"/>
+      </w:pPr>
+      <w:rPr>
+        <w:rFonts w:ascii="Wingdings" w:hAnsi="Wingdings" w:hint="default"/>
+        <w:sz w:val="20"/>
+      </w:rPr>
+    </w:lvl>
+  </w:abstractNum>
+  <w:abstractNum w:abstractNumId="2" w15:restartNumberingAfterBreak="0">
+    <w:nsid w:val="4F0F4132"/>
+    <w:multiLevelType w:val="hybridMultilevel"/>
+    <w:tmpl w:val="A78A08EA"/>
+    <w:lvl w:ilvl="0" w:tplc="40090001">
+      <w:start w:val="1"/>
+      <w:numFmt w:val="bullet"/>
+      <w:lvlText w:val=""/>
+      <w:lvlJc w:val="left"/>
+      <w:pPr>
+        <w:ind w:left="720" w:hanging="360"/>
+      </w:pPr>
+      <w:rPr>
+        <w:rFonts w:ascii="Symbol" w:hAnsi="Symbol" w:hint="default"/>
+      </w:rPr>
+    </w:lvl>
+    <w:lvl w:ilvl="1" w:tplc="40090003" w:tentative="1">
+      <w:start w:val="1"/>
+      <w:numFmt w:val="bullet"/>
+      <w:lvlText w:val="o"/>
+      <w:lvlJc w:val="left"/>
+      <w:pPr>
+        <w:ind w:left="1440" w:hanging="360"/>
+      </w:pPr>
+      <w:rPr>
+        <w:rFonts w:ascii="Courier New" w:hAnsi="Courier New" w:cs="Courier New" w:hint="default"/>
+      </w:rPr>
+    </w:lvl>
+    <w:lvl w:ilvl="2" w:tplc="40090005" w:tentative="1">
+      <w:start w:val="1"/>
+      <w:numFmt w:val="bullet"/>
+      <w:lvlText w:val=""/>
+      <w:lvlJc w:val="left"/>
+      <w:pPr>
+        <w:ind w:left="2160" w:hanging="360"/>
+      </w:pPr>
+      <w:rPr>
+        <w:rFonts w:ascii="Wingdings" w:hAnsi="Wingdings" w:hint="default"/>
+      </w:rPr>
+    </w:lvl>
+    <w:lvl w:ilvl="3" w:tplc="40090001" w:tentative="1">
+      <w:start w:val="1"/>
+      <w:numFmt w:val="bullet"/>
+      <w:lvlText w:val=""/>
+      <w:lvlJc w:val="left"/>
+      <w:pPr>
+        <w:ind w:left="2880" w:hanging="360"/>
+      </w:pPr>
+      <w:rPr>
+        <w:rFonts w:ascii="Symbol" w:hAnsi="Symbol" w:hint="default"/>
+      </w:rPr>
+    </w:lvl>
+    <w:lvl w:ilvl="4" w:tplc="40090003" w:tentative="1">
+      <w:start w:val="1"/>
+      <w:numFmt w:val="bullet"/>
+      <w:lvlText w:val="o"/>
+      <w:lvlJc w:val="left"/>
+      <w:pPr>
+        <w:ind w:left="3600" w:hanging="360"/>
+      </w:pPr>
+      <w:rPr>
+        <w:rFonts w:ascii="Courier New" w:hAnsi="Courier New" w:cs="Courier New" w:hint="default"/>
+      </w:rPr>
+    </w:lvl>
+    <w:lvl w:ilvl="5" w:tplc="40090005" w:tentative="1">
+      <w:start w:val="1"/>
+      <w:numFmt w:val="bullet"/>
+      <w:lvlText w:val=""/>
+      <w:lvlJc w:val="left"/>
+      <w:pPr>
+        <w:ind w:left="4320" w:hanging="360"/>
+      </w:pPr>
+      <w:rPr>
+        <w:rFonts w:ascii="Wingdings" w:hAnsi="Wingdings" w:hint="default"/>
+      </w:rPr>
+    </w:lvl>
+    <w:lvl w:ilvl="6" w:tplc="40090001" w:tentative="1">
+      <w:start w:val="1"/>
+      <w:numFmt w:val="bullet"/>
+      <w:lvlText w:val=""/>
+      <w:lvlJc w:val="left"/>
+      <w:pPr>
+        <w:ind w:left="5040" w:hanging="360"/>
+      </w:pPr>
+      <w:rPr>
+        <w:rFonts w:ascii="Symbol" w:hAnsi="Symbol" w:hint="default"/>
+      </w:rPr>
+    </w:lvl>
+    <w:lvl w:ilvl="7" w:tplc="40090003" w:tentative="1">
+      <w:start w:val="1"/>
+      <w:numFmt w:val="bullet"/>
+      <w:lvlText w:val="o"/>
+      <w:lvlJc w:val="left"/>
+      <w:pPr>
+        <w:ind w:left="5760" w:hanging="360"/>
+      </w:pPr>
+      <w:rPr>
+        <w:rFonts w:ascii="Courier New" w:hAnsi="Courier New" w:cs="Courier New" w:hint="default"/>
+      </w:rPr>
+    </w:lvl>
+    <w:lvl w:ilvl="8" w:tplc="40090005" w:tentative="1">
+      <w:start w:val="1"/>
+      <w:numFmt w:val="bullet"/>
+      <w:lvlText w:val=""/>
+      <w:lvlJc w:val="left"/>
+      <w:pPr>
+        <w:ind w:left="6480" w:hanging="360"/>
+      </w:pPr>
+      <w:rPr>
+        <w:rFonts w:ascii="Wingdings" w:hAnsi="Wingdings" w:hint="default"/>
+      </w:rPr>
+    </w:lvl>
+  </w:abstractNum>
+  <w:abstractNum w:abstractNumId="3" w15:restartNumberingAfterBreak="0">
+    <w:nsid w:val="51934068"/>
+    <w:multiLevelType w:val="hybridMultilevel"/>
+    <w:tmpl w:val="E7E4B71A"/>
+    <w:lvl w:ilvl="0" w:tplc="D31083CE">
+      <w:numFmt w:val="bullet"/>
+      <w:lvlText w:val=""/>
+      <w:lvlJc w:val="left"/>
+      <w:pPr>
+        <w:ind w:left="720" w:hanging="360"/>
+      </w:pPr>
+      <w:rPr>
+        <w:rFonts w:ascii="Symbol" w:eastAsiaTheme="minorHAnsi" w:hAnsi="Symbol" w:cstheme="minorBidi" w:hint="default"/>
+      </w:rPr>
+    </w:lvl>
+    <w:lvl w:ilvl="1" w:tplc="40090003" w:tentative="1">
+      <w:start w:val="1"/>
+      <w:numFmt w:val="bullet"/>
+      <w:lvlText w:val="o"/>
+      <w:lvlJc w:val="left"/>
+      <w:pPr>
+        <w:ind w:left="1440" w:hanging="360"/>
+      </w:pPr>
+      <w:rPr>
+        <w:rFonts w:ascii="Courier New" w:hAnsi="Courier New" w:cs="Courier New" w:hint="default"/>
+      </w:rPr>
+    </w:lvl>
+    <w:lvl w:ilvl="2" w:tplc="40090005" w:tentative="1">
+      <w:start w:val="1"/>
+      <w:numFmt w:val="bullet"/>
+      <w:lvlText w:val=""/>
+      <w:lvlJc w:val="left"/>
+      <w:pPr>
+        <w:ind w:left="2160" w:hanging="360"/>
+      </w:pPr>
+      <w:rPr>
+        <w:rFonts w:ascii="Wingdings" w:hAnsi="Wingdings" w:hint="default"/>
+      </w:rPr>
+    </w:lvl>
+    <w:lvl w:ilvl="3" w:tplc="40090001" w:tentative="1">
+      <w:start w:val="1"/>
+      <w:numFmt w:val="bullet"/>
+      <w:lvlText w:val=""/>
+      <w:lvlJc w:val="left"/>
+      <w:pPr>
+        <w:ind w:left="2880" w:hanging="360"/>
+      </w:pPr>
+      <w:rPr>
+        <w:rFonts w:ascii="Symbol" w:hAnsi="Symbol" w:hint="default"/>
+      </w:rPr>
+    </w:lvl>
+    <w:lvl w:ilvl="4" w:tplc="40090003" w:tentative="1">
+      <w:start w:val="1"/>
+      <w:numFmt w:val="bullet"/>
+      <w:lvlText w:val="o"/>
+      <w:lvlJc w:val="left"/>
+      <w:pPr>
+        <w:ind w:left="3600" w:hanging="360"/>
+      </w:pPr>
+      <w:rPr>
+        <w:rFonts w:ascii="Courier New" w:hAnsi="Courier New" w:cs="Courier New" w:hint="default"/>
+      </w:rPr>
+    </w:lvl>
+    <w:lvl w:ilvl="5" w:tplc="40090005" w:tentative="1">
+      <w:start w:val="1"/>
+      <w:numFmt w:val="bullet"/>
+      <w:lvlText w:val=""/>
+      <w:lvlJc w:val="left"/>
+      <w:pPr>
+        <w:ind w:left="4320" w:hanging="360"/>
+      </w:pPr>
+      <w:rPr>
+        <w:rFonts w:ascii="Wingdings" w:hAnsi="Wingdings" w:hint="default"/>
+      </w:rPr>
+    </w:lvl>
+    <w:lvl w:ilvl="6" w:tplc="40090001" w:tentative="1">
+      <w:start w:val="1"/>
+      <w:numFmt w:val="bullet"/>
+      <w:lvlText w:val=""/>
+      <w:lvlJc w:val="left"/>
+      <w:pPr>
+        <w:ind w:left="5040" w:hanging="360"/>
+      </w:pPr>
+      <w:rPr>
+        <w:rFonts w:ascii="Symbol" w:hAnsi="Symbol" w:hint="default"/>
+      </w:rPr>
+    </w:lvl>
+    <w:lvl w:ilvl="7" w:tplc="40090003" w:tentative="1">
+      <w:start w:val="1"/>
+      <w:numFmt w:val="bullet"/>
+      <w:lvlText w:val="o"/>
+      <w:lvlJc w:val="left"/>
+      <w:pPr>
+        <w:ind w:left="5760" w:hanging="360"/>
+      </w:pPr>
+      <w:rPr>
+        <w:rFonts w:ascii="Courier New" w:hAnsi="Courier New" w:cs="Courier New" w:hint="default"/>
+      </w:rPr>
+    </w:lvl>
+    <w:lvl w:ilvl="8" w:tplc="40090005" w:tentative="1">
+      <w:start w:val="1"/>
+      <w:numFmt w:val="bullet"/>
+      <w:lvlText w:val=""/>
+      <w:lvlJc w:val="left"/>
+      <w:pPr>
+        <w:ind w:left="6480" w:hanging="360"/>
+      </w:pPr>
+      <w:rPr>
+        <w:rFonts w:ascii="Wingdings" w:hAnsi="Wingdings" w:hint="default"/>
+      </w:rPr>
+    </w:lvl>
+  </w:abstractNum>
+  <w:abstractNum w:abstractNumId="4" w15:restartNumberingAfterBreak="0">
+    <w:nsid w:val="5A0F3CD1"/>
+    <w:multiLevelType w:val="hybridMultilevel"/>
+    <w:tmpl w:val="BB16C7E6"/>
+    <w:lvl w:ilvl="0" w:tplc="D31083CE">
+      <w:numFmt w:val="bullet"/>
+      <w:lvlText w:val=""/>
+      <w:lvlJc w:val="left"/>
+      <w:pPr>
+        <w:ind w:left="720" w:hanging="360"/>
+      </w:pPr>
+      <w:rPr>
+        <w:rFonts w:ascii="Symbol" w:eastAsiaTheme="minorHAnsi" w:hAnsi="Symbol" w:cstheme="minorBidi" w:hint="default"/>
+      </w:rPr>
+    </w:lvl>
+    <w:lvl w:ilvl="1" w:tplc="40090003" w:tentative="1">
+      <w:start w:val="1"/>
+      <w:numFmt w:val="bullet"/>
+      <w:lvlText w:val="o"/>
+      <w:lvlJc w:val="left"/>
+      <w:pPr>
+        <w:ind w:left="1440" w:hanging="360"/>
+      </w:pPr>
+      <w:rPr>
+        <w:rFonts w:ascii="Courier New" w:hAnsi="Courier New" w:cs="Courier New" w:hint="default"/>
+      </w:rPr>
+    </w:lvl>
+    <w:lvl w:ilvl="2" w:tplc="40090005" w:tentative="1">
+      <w:start w:val="1"/>
+      <w:numFmt w:val="bullet"/>
+      <w:lvlText w:val=""/>
+      <w:lvlJc w:val="left"/>
+      <w:pPr>
+        <w:ind w:left="2160" w:hanging="360"/>
+      </w:pPr>
+      <w:rPr>
+        <w:rFonts w:ascii="Wingdings" w:hAnsi="Wingdings" w:hint="default"/>
+      </w:rPr>
+    </w:lvl>
+    <w:lvl w:ilvl="3" w:tplc="40090001" w:tentative="1">
+      <w:start w:val="1"/>
+      <w:numFmt w:val="bullet"/>
+      <w:lvlText w:val=""/>
+      <w:lvlJc w:val="left"/>
+      <w:pPr>
+        <w:ind w:left="2880" w:hanging="360"/>
+      </w:pPr>
+      <w:rPr>
+        <w:rFonts w:ascii="Symbol" w:hAnsi="Symbol" w:hint="default"/>
+      </w:rPr>
+    </w:lvl>
+    <w:lvl w:ilvl="4" w:tplc="40090003" w:tentative="1">
+      <w:start w:val="1"/>
+      <w:numFmt w:val="bullet"/>
+      <w:lvlText w:val="o"/>
+      <w:lvlJc w:val="left"/>
+      <w:pPr>
+        <w:ind w:left="3600" w:hanging="360"/>
+      </w:pPr>
+      <w:rPr>
+        <w:rFonts w:ascii="Courier New" w:hAnsi="Courier New" w:cs="Courier New" w:hint="default"/>
+      </w:rPr>
+    </w:lvl>
+    <w:lvl w:ilvl="5" w:tplc="40090005" w:tentative="1">
+      <w:start w:val="1"/>
+      <w:numFmt w:val="bullet"/>
+      <w:lvlText w:val=""/>
+      <w:lvlJc w:val="left"/>
+      <w:pPr>
+        <w:ind w:left="4320" w:hanging="360"/>
+      </w:pPr>
+      <w:rPr>
+        <w:rFonts w:ascii="Wingdings" w:hAnsi="Wingdings" w:hint="default"/>
+      </w:rPr>
+    </w:lvl>
+    <w:lvl w:ilvl="6" w:tplc="40090001" w:tentative="1">
+      <w:start w:val="1"/>
+      <w:numFmt w:val="bullet"/>
+      <w:lvlText w:val=""/>
+      <w:lvlJc w:val="left"/>
+      <w:pPr>
+        <w:ind w:left="5040" w:hanging="360"/>
+      </w:pPr>
+      <w:rPr>
+        <w:rFonts w:ascii="Symbol" w:hAnsi="Symbol" w:hint="default"/>
+      </w:rPr>
+    </w:lvl>
+    <w:lvl w:ilvl="7" w:tplc="40090003" w:tentative="1">
+      <w:start w:val="1"/>
+      <w:numFmt w:val="bullet"/>
+      <w:lvlText w:val="o"/>
+      <w:lvlJc w:val="left"/>
+      <w:pPr>
+        <w:ind w:left="5760" w:hanging="360"/>
+      </w:pPr>
+      <w:rPr>
+        <w:rFonts w:ascii="Courier New" w:hAnsi="Courier New" w:cs="Courier New" w:hint="default"/>
+      </w:rPr>
+    </w:lvl>
+    <w:lvl w:ilvl="8" w:tplc="40090005" w:tentative="1">
+      <w:start w:val="1"/>
+      <w:numFmt w:val="bullet"/>
+      <w:lvlText w:val=""/>
+      <w:lvlJc w:val="left"/>
+      <w:pPr>
+        <w:ind w:left="6480" w:hanging="360"/>
+      </w:pPr>
+      <w:rPr>
+        <w:rFonts w:ascii="Wingdings" w:hAnsi="Wingdings" w:hint="default"/>
+      </w:rPr>
+    </w:lvl>
+  </w:abstractNum>
+  <w:abstractNum w:abstractNumId="5" w15:restartNumberingAfterBreak="0">
+    <w:nsid w:val="70BC2A24"/>
+    <w:multiLevelType w:val="hybridMultilevel"/>
+    <w:tmpl w:val="E0326E9E"/>
+    <w:lvl w:ilvl="0" w:tplc="40090001">
+      <w:start w:val="1"/>
+      <w:numFmt w:val="bullet"/>
+      <w:lvlText w:val=""/>
+      <w:lvlJc w:val="left"/>
+      <w:pPr>
+        <w:ind w:left="720" w:hanging="360"/>
+      </w:pPr>
+      <w:rPr>
+        <w:rFonts w:ascii="Symbol" w:hAnsi="Symbol" w:hint="default"/>
+      </w:rPr>
+    </w:lvl>
+    <w:lvl w:ilvl="1" w:tplc="40090003" w:tentative="1">
+      <w:start w:val="1"/>
+      <w:numFmt w:val="bullet"/>
+      <w:lvlText w:val="o"/>
+      <w:lvlJc w:val="left"/>
+      <w:pPr>
+        <w:ind w:left="1440" w:hanging="360"/>
+      </w:pPr>
+      <w:rPr>
+        <w:rFonts w:ascii="Courier New" w:hAnsi="Courier New" w:cs="Courier New" w:hint="default"/>
+      </w:rPr>
+    </w:lvl>
+    <w:lvl w:ilvl="2" w:tplc="40090005" w:tentative="1">
+      <w:start w:val="1"/>
+      <w:numFmt w:val="bullet"/>
+      <w:lvlText w:val=""/>
+      <w:lvlJc w:val="left"/>
+      <w:pPr>
+        <w:ind w:left="2160" w:hanging="360"/>
+      </w:pPr>
+      <w:rPr>
+        <w:rFonts w:ascii="Wingdings" w:hAnsi="Wingdings" w:hint="default"/>
+      </w:rPr>
+    </w:lvl>
+    <w:lvl w:ilvl="3" w:tplc="40090001" w:tentative="1">
+      <w:start w:val="1"/>
+      <w:numFmt w:val="bullet"/>
+      <w:lvlText w:val=""/>
+      <w:lvlJc w:val="left"/>
+      <w:pPr>
+        <w:ind w:left="2880" w:hanging="360"/>
+      </w:pPr>
+      <w:rPr>
+        <w:rFonts w:ascii="Symbol" w:hAnsi="Symbol" w:hint="default"/>
+      </w:rPr>
+    </w:lvl>
+    <w:lvl w:ilvl="4" w:tplc="40090003" w:tentative="1">
+      <w:start w:val="1"/>
+      <w:numFmt w:val="bullet"/>
+      <w:lvlText w:val="o"/>
+      <w:lvlJc w:val="left"/>
+      <w:pPr>
+        <w:ind w:left="3600" w:hanging="360"/>
+      </w:pPr>
+      <w:rPr>
+        <w:rFonts w:ascii="Courier New" w:hAnsi="Courier New" w:cs="Courier New" w:hint="default"/>
+      </w:rPr>
+    </w:lvl>
+    <w:lvl w:ilvl="5" w:tplc="40090005" w:tentative="1">
+      <w:start w:val="1"/>
+      <w:numFmt w:val="bullet"/>
+      <w:lvlText w:val=""/>
+      <w:lvlJc w:val="left"/>
+      <w:pPr>
+        <w:ind w:left="4320" w:hanging="360"/>
+      </w:pPr>
+      <w:rPr>
+        <w:rFonts w:ascii="Wingdings" w:hAnsi="Wingdings" w:hint="default"/>
+      </w:rPr>
+    </w:lvl>
+    <w:lvl w:ilvl="6" w:tplc="40090001" w:tentative="1">
+      <w:start w:val="1"/>
+      <w:numFmt w:val="bullet"/>
+      <w:lvlText w:val=""/>
+      <w:lvlJc w:val="left"/>
+      <w:pPr>
+        <w:ind w:left="5040" w:hanging="360"/>
+      </w:pPr>
+      <w:rPr>
+        <w:rFonts w:ascii="Symbol" w:hAnsi="Symbol" w:hint="default"/>
+      </w:rPr>
+    </w:lvl>
+    <w:lvl w:ilvl="7" w:tplc="40090003" w:tentative="1">
+      <w:start w:val="1"/>
+      <w:numFmt w:val="bullet"/>
+      <w:lvlText w:val="o"/>
+      <w:lvlJc w:val="left"/>
+      <w:pPr>
+        <w:ind w:left="5760" w:hanging="360"/>
+      </w:pPr>
+      <w:rPr>
+        <w:rFonts w:ascii="Courier New" w:hAnsi="Courier New" w:cs="Courier New" w:hint="default"/>
+      </w:rPr>
+    </w:lvl>
+    <w:lvl w:ilvl="8" w:tplc="40090005" w:tentative="1">
+      <w:start w:val="1"/>
+      <w:numFmt w:val="bullet"/>
+      <w:lvlText w:val=""/>
+      <w:lvlJc w:val="left"/>
+      <w:pPr>
+        <w:ind w:left="6480" w:hanging="360"/>
+      </w:pPr>
+      <w:rPr>
+        <w:rFonts w:ascii="Wingdings" w:hAnsi="Wingdings" w:hint="default"/>
+      </w:rPr>
+    </w:lvl>
+  </w:abstractNum>
+  <w:num w:numId="1">
+    <w:abstractNumId w:val="1"/>
+  </w:num>
+  <w:num w:numId="2">
+    <w:abstractNumId w:val="2"/>
+  </w:num>
+  <w:num w:numId="3">
+    <w:abstractNumId w:val="5"/>
+  </w:num>
+  <w:num w:numId="4">
+    <w:abstractNumId w:val="3"/>
+  </w:num>
+  <w:num w:numId="5">
+    <w:abstractNumId w:val="0"/>
+  </w:num>
+  <w:num w:numId="6">
+    <w:abstractNumId w:val="4"/>
+  </w:num>
+</w:numbering>
 </file>
 
 <file path=word/styles.xml><?xml version="1.0" encoding="utf-8"?>
@@ -689,11 +1887,11 @@
   <w:style w:type="paragraph" w:default="1" w:styleId="Normal">
     <w:name w:val="Normal"/>
     <w:qFormat/>
+    <w:rsid w:val="00883DDE"/>
   </w:style>
   <w:style w:type="character" w:default="1" w:styleId="DefaultParagraphFont">
     <w:name w:val="Default Paragraph Font"/>
     <w:uiPriority w:val="1"/>
-    <w:semiHidden/>
     <w:unhideWhenUsed/>
   </w:style>
   <w:style w:type="table" w:default="1" w:styleId="TableNormal">
@@ -722,7 +1920,6 @@
     <w:basedOn w:val="Normal"/>
     <w:link w:val="CodeChar"/>
     <w:autoRedefine/>
-    <w:qFormat/>
     <w:rsid w:val="003B3A25"/>
     <w:pPr>
       <w:spacing w:after="5" w:line="240" w:lineRule="auto"/>
@@ -1071,6 +2268,172 @@
       </w:tcPr>
     </w:tblStylePr>
   </w:style>
+  <w:style w:type="paragraph" w:customStyle="1" w:styleId="H">
+    <w:name w:val="H"/>
+    <w:basedOn w:val="Normal"/>
+    <w:link w:val="HChar"/>
+    <w:qFormat/>
+    <w:rsid w:val="003E4BE0"/>
+    <w:rPr>
+      <w:b/>
+      <w:bCs/>
+      <w:sz w:val="24"/>
+      <w:szCs w:val="24"/>
+      <w:lang w:val="en-US"/>
+    </w:rPr>
+  </w:style>
+  <w:style w:type="paragraph" w:customStyle="1" w:styleId="T">
+    <w:name w:val="T"/>
+    <w:basedOn w:val="H"/>
+    <w:link w:val="TChar"/>
+    <w:qFormat/>
+    <w:rsid w:val="003E4BE0"/>
+    <w:rPr>
+      <w:b w:val="0"/>
+      <w:bCs w:val="0"/>
+      <w:sz w:val="22"/>
+      <w:szCs w:val="22"/>
+    </w:rPr>
+  </w:style>
+  <w:style w:type="character" w:customStyle="1" w:styleId="HChar">
+    <w:name w:val="H Char"/>
+    <w:basedOn w:val="DefaultParagraphFont"/>
+    <w:link w:val="H"/>
+    <w:rsid w:val="003E4BE0"/>
+    <w:rPr>
+      <w:b/>
+      <w:bCs/>
+      <w:sz w:val="24"/>
+      <w:szCs w:val="24"/>
+      <w:lang w:val="en-US"/>
+    </w:rPr>
+  </w:style>
+  <w:style w:type="paragraph" w:customStyle="1" w:styleId="S">
+    <w:name w:val="S"/>
+    <w:basedOn w:val="T"/>
+    <w:link w:val="SChar"/>
+    <w:qFormat/>
+    <w:rsid w:val="003E4BE0"/>
+    <w:rPr>
+      <w:sz w:val="4"/>
+      <w:szCs w:val="4"/>
+    </w:rPr>
+  </w:style>
+  <w:style w:type="character" w:customStyle="1" w:styleId="TChar">
+    <w:name w:val="T Char"/>
+    <w:basedOn w:val="HChar"/>
+    <w:link w:val="T"/>
+    <w:rsid w:val="003E4BE0"/>
+    <w:rPr>
+      <w:b w:val="0"/>
+      <w:bCs w:val="0"/>
+      <w:sz w:val="24"/>
+      <w:szCs w:val="24"/>
+      <w:lang w:val="en-US"/>
+    </w:rPr>
+  </w:style>
+  <w:style w:type="character" w:customStyle="1" w:styleId="SChar">
+    <w:name w:val="S Char"/>
+    <w:basedOn w:val="TChar"/>
+    <w:link w:val="S"/>
+    <w:rsid w:val="003E4BE0"/>
+    <w:rPr>
+      <w:b w:val="0"/>
+      <w:bCs w:val="0"/>
+      <w:sz w:val="4"/>
+      <w:szCs w:val="4"/>
+      <w:lang w:val="en-US"/>
+    </w:rPr>
+  </w:style>
+  <w:style w:type="paragraph" w:customStyle="1" w:styleId="C">
+    <w:name w:val="C"/>
+    <w:basedOn w:val="Normal"/>
+    <w:link w:val="CChar"/>
+    <w:qFormat/>
+    <w:rsid w:val="0018213B"/>
+    <w:pPr>
+      <w:shd w:val="clear" w:color="auto" w:fill="F3F4F5"/>
+      <w:spacing w:after="0" w:line="285" w:lineRule="atLeast"/>
+    </w:pPr>
+    <w:rPr>
+      <w:rFonts w:ascii="JetBrains Mono NL" w:eastAsia="Times New Roman" w:hAnsi="JetBrains Mono NL" w:cs="JetBrains Mono NL"/>
+      <w:color w:val="000000" w:themeColor="text1"/>
+      <w:sz w:val="18"/>
+      <w:szCs w:val="18"/>
+      <w:lang w:eastAsia="en-IN"/>
+    </w:rPr>
+  </w:style>
+  <w:style w:type="character" w:customStyle="1" w:styleId="CChar">
+    <w:name w:val="C Char"/>
+    <w:basedOn w:val="DefaultParagraphFont"/>
+    <w:link w:val="C"/>
+    <w:rsid w:val="0018213B"/>
+    <w:rPr>
+      <w:rFonts w:ascii="JetBrains Mono NL" w:eastAsia="Times New Roman" w:hAnsi="JetBrains Mono NL" w:cs="JetBrains Mono NL"/>
+      <w:color w:val="000000" w:themeColor="text1"/>
+      <w:sz w:val="18"/>
+      <w:szCs w:val="18"/>
+      <w:shd w:val="clear" w:color="auto" w:fill="F3F4F5"/>
+      <w:lang w:eastAsia="en-IN"/>
+    </w:rPr>
+  </w:style>
+  <w:style w:type="character" w:customStyle="1" w:styleId="hgkelc">
+    <w:name w:val="hgkelc"/>
+    <w:basedOn w:val="DefaultParagraphFont"/>
+    <w:rsid w:val="00883DDE"/>
+  </w:style>
+  <w:style w:type="paragraph" w:customStyle="1" w:styleId="msonormal0">
+    <w:name w:val="msonormal"/>
+    <w:basedOn w:val="Normal"/>
+    <w:rsid w:val="00C326A3"/>
+    <w:pPr>
+      <w:spacing w:before="100" w:beforeAutospacing="1" w:after="100" w:afterAutospacing="1" w:line="240" w:lineRule="auto"/>
+    </w:pPr>
+    <w:rPr>
+      <w:rFonts w:ascii="Times New Roman" w:eastAsia="Times New Roman" w:hAnsi="Times New Roman" w:cs="Times New Roman"/>
+      <w:sz w:val="24"/>
+      <w:szCs w:val="24"/>
+      <w:lang w:eastAsia="en-IN"/>
+    </w:rPr>
+  </w:style>
+  <w:style w:type="character" w:customStyle="1" w:styleId="t286pc">
+    <w:name w:val="t286pc"/>
+    <w:basedOn w:val="DefaultParagraphFont"/>
+    <w:rsid w:val="00517B98"/>
+  </w:style>
+  <w:style w:type="character" w:styleId="Strong">
+    <w:name w:val="Strong"/>
+    <w:basedOn w:val="DefaultParagraphFont"/>
+    <w:uiPriority w:val="22"/>
+    <w:qFormat/>
+    <w:rsid w:val="00517B98"/>
+    <w:rPr>
+      <w:b/>
+      <w:bCs/>
+    </w:rPr>
+  </w:style>
+  <w:style w:type="character" w:customStyle="1" w:styleId="dtet0b">
+    <w:name w:val="dtet0b"/>
+    <w:basedOn w:val="DefaultParagraphFont"/>
+    <w:rsid w:val="00517B98"/>
+  </w:style>
+  <w:style w:type="character" w:customStyle="1" w:styleId="vkekvd">
+    <w:name w:val="vkekvd"/>
+    <w:basedOn w:val="DefaultParagraphFont"/>
+    <w:rsid w:val="0024436E"/>
+  </w:style>
+  <w:style w:type="character" w:styleId="Hyperlink">
+    <w:name w:val="Hyperlink"/>
+    <w:basedOn w:val="DefaultParagraphFont"/>
+    <w:uiPriority w:val="99"/>
+    <w:semiHidden/>
+    <w:unhideWhenUsed/>
+    <w:rsid w:val="0024436E"/>
+    <w:rPr>
+      <w:color w:val="0000FF"/>
+      <w:u w:val="single"/>
+    </w:rPr>
+  </w:style>
 </w:styles>
 </file>
 
@@ -1112,12 +2475,12 @@
 
 <file path=word/glossary/fontTable.xml><?xml version="1.0" encoding="utf-8"?>
 <w:fonts xmlns:mc="http://schemas.openxmlformats.org/markup-compatibility/2006" xmlns:r="http://schemas.openxmlformats.org/officeDocument/2006/relationships" xmlns:w="http://schemas.openxmlformats.org/wordprocessingml/2006/main" xmlns:w14="http://schemas.microsoft.com/office/word/2010/wordml" xmlns:w15="http://schemas.microsoft.com/office/word/2012/wordml" xmlns:w16cex="http://schemas.microsoft.com/office/word/2018/wordml/cex" xmlns:w16cid="http://schemas.microsoft.com/office/word/2016/wordml/cid" xmlns:w16="http://schemas.microsoft.com/office/word/2018/wordml" xmlns:w16sdtdh="http://schemas.microsoft.com/office/word/2020/wordml/sdtdatahash" xmlns:w16se="http://schemas.microsoft.com/office/word/2015/wordml/symex" mc:Ignorable="w14 w15 w16se w16cid w16 w16cex w16sdtdh">
-  <w:font w:name="Calibri">
-    <w:panose1 w:val="020F0502020204030204"/>
-    <w:charset w:val="00"/>
-    <w:family w:val="swiss"/>
+  <w:font w:name="Symbol">
+    <w:panose1 w:val="05050102010706020507"/>
+    <w:charset w:val="02"/>
+    <w:family w:val="roman"/>
     <w:pitch w:val="variable"/>
-    <w:sig w:usb0="E4002EFF" w:usb1="C000247B" w:usb2="00000009" w:usb3="00000000" w:csb0="000001FF" w:csb1="00000000"/>
+    <w:sig w:usb0="00000000" w:usb1="10000000" w:usb2="00000000" w:usb3="00000000" w:csb0="80000000" w:csb1="00000000"/>
   </w:font>
   <w:font w:name="Times New Roman">
     <w:panose1 w:val="02020603050405020304"/>
@@ -1125,6 +2488,27 @@
     <w:family w:val="roman"/>
     <w:pitch w:val="variable"/>
     <w:sig w:usb0="E0002EFF" w:usb1="C000785B" w:usb2="00000009" w:usb3="00000000" w:csb0="000001FF" w:csb1="00000000"/>
+  </w:font>
+  <w:font w:name="Courier New">
+    <w:panose1 w:val="02070309020205020404"/>
+    <w:charset w:val="00"/>
+    <w:family w:val="modern"/>
+    <w:pitch w:val="fixed"/>
+    <w:sig w:usb0="E0002EFF" w:usb1="C0007843" w:usb2="00000009" w:usb3="00000000" w:csb0="000001FF" w:csb1="00000000"/>
+  </w:font>
+  <w:font w:name="Wingdings">
+    <w:panose1 w:val="05000000000000000000"/>
+    <w:charset w:val="02"/>
+    <w:family w:val="auto"/>
+    <w:pitch w:val="variable"/>
+    <w:sig w:usb0="00000000" w:usb1="10000000" w:usb2="00000000" w:usb3="00000000" w:csb0="80000000" w:csb1="00000000"/>
+  </w:font>
+  <w:font w:name="Calibri">
+    <w:panose1 w:val="020F0502020204030204"/>
+    <w:charset w:val="00"/>
+    <w:family w:val="swiss"/>
+    <w:pitch w:val="variable"/>
+    <w:sig w:usb0="E4002EFF" w:usb1="C000247B" w:usb2="00000009" w:usb3="00000000" w:csb0="000001FF" w:csb1="00000000"/>
   </w:font>
   <w:font w:name="JetBrains Mono NL">
     <w:panose1 w:val="02000009000000000000"/>
@@ -1142,7 +2526,6 @@
   </w:font>
   <w:font w:name="Cascadia Code">
     <w:altName w:val="Segoe UI Symbol"/>
-    <w:panose1 w:val="020B0609020000020004"/>
     <w:charset w:val="00"/>
     <w:family w:val="modern"/>
     <w:pitch w:val="fixed"/>
@@ -1188,17 +2571,26 @@
   </w:compat>
   <w:rsids>
     <w:rsidRoot w:val="008238CD"/>
-    <w:rsid w:val="001B7F3A"/>
+    <w:rsid w:val="0030485D"/>
     <w:rsid w:val="003A6ABC"/>
+    <w:rsid w:val="003E2BCA"/>
+    <w:rsid w:val="00455B2C"/>
+    <w:rsid w:val="004D0FDD"/>
     <w:rsid w:val="004F7305"/>
     <w:rsid w:val="006D2E04"/>
+    <w:rsid w:val="00760EAE"/>
+    <w:rsid w:val="0077382F"/>
     <w:rsid w:val="008238CD"/>
+    <w:rsid w:val="0094250B"/>
     <w:rsid w:val="00A3501E"/>
     <w:rsid w:val="00AC7174"/>
     <w:rsid w:val="00C208BF"/>
     <w:rsid w:val="00C95DE2"/>
     <w:rsid w:val="00D223CD"/>
+    <w:rsid w:val="00F866D8"/>
+    <w:rsid w:val="00FB7F15"/>
     <w:rsid w:val="00FD669A"/>
+    <w:rsid w:val="00FD7400"/>
   </w:rsids>
   <m:mathPr>
     <m:mathFont m:val="Cambria Math"/>
